--- a/contracts/Договор-Сатурн-ИП.docx
+++ b/contracts/Договор-Сатурн-ИП.docx
@@ -61,7 +61,7 @@
           <w:sz w:val="24"/>
           <w:szCs w:val="24"/>
         </w:rPr>
-        <w:t xml:space="preserve">«____» ____________ 2026 г.</w:t>
+        <w:t xml:space="preserve">«01» октября 2026 г.</w:t>
       </w:r>
     </w:p>
     <w:p>
@@ -99,15 +99,15 @@
           <w:sz w:val="24"/>
           <w:szCs w:val="24"/>
         </w:rPr>
-        <w:t xml:space="preserve">Индивидуальный предприниматель ______________________________ </w:t>
-      </w:r>
-      <w:r>
-        <w:rPr>
-          <w:rFonts w:ascii="Times New Roman" w:cs="Times New Roman" w:eastAsia="Times New Roman" w:hAnsi="Times New Roman"/>
-          <w:sz w:val="24"/>
-          <w:szCs w:val="24"/>
-        </w:rPr>
-        <w:t xml:space="preserve">(ИНН ______________, ОГРНИП ______________), именуемый в дальнейшем «Исполнитель», с другой стороны, вместе именуемые «Стороны», заключили настоящий Договор о нижеследующем.</w:t>
+        <w:t xml:space="preserve">Индивидуальный предприниматель Ферхман Дарья Сергеевна </w:t>
+      </w:r>
+      <w:r>
+        <w:rPr>
+          <w:rFonts w:ascii="Times New Roman" w:cs="Times New Roman" w:eastAsia="Times New Roman" w:hAnsi="Times New Roman"/>
+          <w:sz w:val="24"/>
+          <w:szCs w:val="24"/>
+        </w:rPr>
+        <w:t xml:space="preserve">(ИНН 422199484207, ОГРНИП 324220200039668), именуемая в дальнейшем «Исполнитель», с другой стороны, вместе именуемые «Стороны», заключили настоящий Договор о нижеследующем.</w:t>
       </w:r>
     </w:p>
     <w:p>
@@ -913,39 +913,39 @@
                 <w:sz w:val="24"/>
                 <w:szCs w:val="24"/>
               </w:rPr>
-              <w:t xml:space="preserve">ИП ______________________________</w:t>
-            </w:r>
-          </w:p>
-          <w:p>
-            <w:pPr>
-              <w:spacing w:after="0" w:line="276"/>
-              <w:jc w:val="left"/>
-            </w:pPr>
-            <w:r>
-              <w:rPr>
-                <w:rFonts w:ascii="Times New Roman" w:cs="Times New Roman" w:eastAsia="Times New Roman" w:hAnsi="Times New Roman"/>
-                <w:b w:val="false"/>
-                <w:bCs w:val="false"/>
-                <w:sz w:val="24"/>
-                <w:szCs w:val="24"/>
-              </w:rPr>
-              <w:t xml:space="preserve">ИНН ______________</w:t>
-            </w:r>
-          </w:p>
-          <w:p>
-            <w:pPr>
-              <w:spacing w:after="0" w:line="276"/>
-              <w:jc w:val="left"/>
-            </w:pPr>
-            <w:r>
-              <w:rPr>
-                <w:rFonts w:ascii="Times New Roman" w:cs="Times New Roman" w:eastAsia="Times New Roman" w:hAnsi="Times New Roman"/>
-                <w:b w:val="false"/>
-                <w:bCs w:val="false"/>
-                <w:sz w:val="24"/>
-                <w:szCs w:val="24"/>
-              </w:rPr>
-              <w:t xml:space="preserve">ОГРНИП ______________</w:t>
+              <w:t xml:space="preserve">ИП Ферхман Дарья Сергеевна</w:t>
+            </w:r>
+          </w:p>
+          <w:p>
+            <w:pPr>
+              <w:spacing w:after="0" w:line="276"/>
+              <w:jc w:val="left"/>
+            </w:pPr>
+            <w:r>
+              <w:rPr>
+                <w:rFonts w:ascii="Times New Roman" w:cs="Times New Roman" w:eastAsia="Times New Roman" w:hAnsi="Times New Roman"/>
+                <w:b w:val="false"/>
+                <w:bCs w:val="false"/>
+                <w:sz w:val="24"/>
+                <w:szCs w:val="24"/>
+              </w:rPr>
+              <w:t xml:space="preserve">ИНН 422199484207</w:t>
+            </w:r>
+          </w:p>
+          <w:p>
+            <w:pPr>
+              <w:spacing w:after="0" w:line="276"/>
+              <w:jc w:val="left"/>
+            </w:pPr>
+            <w:r>
+              <w:rPr>
+                <w:rFonts w:ascii="Times New Roman" w:cs="Times New Roman" w:eastAsia="Times New Roman" w:hAnsi="Times New Roman"/>
+                <w:b w:val="false"/>
+                <w:bCs w:val="false"/>
+                <w:sz w:val="24"/>
+                <w:szCs w:val="24"/>
+              </w:rPr>
+              <w:t xml:space="preserve">ОГРНИП 324220200039668</w:t>
             </w:r>
           </w:p>
           <w:p>
@@ -977,39 +977,39 @@
                 <w:sz w:val="24"/>
                 <w:szCs w:val="24"/>
               </w:rPr>
-              <w:t xml:space="preserve">Р/с ______________________</w:t>
-            </w:r>
-          </w:p>
-          <w:p>
-            <w:pPr>
-              <w:spacing w:after="0" w:line="276"/>
-              <w:jc w:val="left"/>
-            </w:pPr>
-            <w:r>
-              <w:rPr>
-                <w:rFonts w:ascii="Times New Roman" w:cs="Times New Roman" w:eastAsia="Times New Roman" w:hAnsi="Times New Roman"/>
-                <w:b w:val="false"/>
-                <w:bCs w:val="false"/>
-                <w:sz w:val="24"/>
-                <w:szCs w:val="24"/>
-              </w:rPr>
-              <w:t xml:space="preserve">Банк ______________________</w:t>
-            </w:r>
-          </w:p>
-          <w:p>
-            <w:pPr>
-              <w:spacing w:after="0" w:line="276"/>
-              <w:jc w:val="left"/>
-            </w:pPr>
-            <w:r>
-              <w:rPr>
-                <w:rFonts w:ascii="Times New Roman" w:cs="Times New Roman" w:eastAsia="Times New Roman" w:hAnsi="Times New Roman"/>
-                <w:b w:val="false"/>
-                <w:bCs w:val="false"/>
-                <w:sz w:val="24"/>
-                <w:szCs w:val="24"/>
-              </w:rPr>
-              <w:t xml:space="preserve">К/с ______________ БИК ____________</w:t>
+              <w:t xml:space="preserve">Р/с 40802810700006162559</w:t>
+            </w:r>
+          </w:p>
+          <w:p>
+            <w:pPr>
+              <w:spacing w:after="0" w:line="276"/>
+              <w:jc w:val="left"/>
+            </w:pPr>
+            <w:r>
+              <w:rPr>
+                <w:rFonts w:ascii="Times New Roman" w:cs="Times New Roman" w:eastAsia="Times New Roman" w:hAnsi="Times New Roman"/>
+                <w:b w:val="false"/>
+                <w:bCs w:val="false"/>
+                <w:sz w:val="24"/>
+                <w:szCs w:val="24"/>
+              </w:rPr>
+              <w:t xml:space="preserve">Банк АО «ТБанк», ИНН 7710140679</w:t>
+            </w:r>
+          </w:p>
+          <w:p>
+            <w:pPr>
+              <w:spacing w:after="0" w:line="276"/>
+              <w:jc w:val="left"/>
+            </w:pPr>
+            <w:r>
+              <w:rPr>
+                <w:rFonts w:ascii="Times New Roman" w:cs="Times New Roman" w:eastAsia="Times New Roman" w:hAnsi="Times New Roman"/>
+                <w:b w:val="false"/>
+                <w:bCs w:val="false"/>
+                <w:sz w:val="24"/>
+                <w:szCs w:val="24"/>
+              </w:rPr>
+              <w:t xml:space="preserve">К/с 30101810145250000974  БИК 044525974</w:t>
             </w:r>
           </w:p>
           <w:p>
@@ -1209,7 +1209,7 @@
                 <w:sz w:val="24"/>
                 <w:szCs w:val="24"/>
               </w:rPr>
-              <w:t xml:space="preserve">_______________ / ______________ /</w:t>
+              <w:t xml:space="preserve">_______________ / Д.С. Ферхман /</w:t>
             </w:r>
           </w:p>
           <w:p>
@@ -1263,7 +1263,7 @@
           <w:sz w:val="24"/>
           <w:szCs w:val="24"/>
         </w:rPr>
-        <w:t xml:space="preserve">к Договору возмездного оказания услуг № ____ от «____» ____________ 2026 г.</w:t>
+        <w:t xml:space="preserve">к Договору возмездного оказания услуг № ____ от «01» октября 2026 г.</w:t>
       </w:r>
     </w:p>
     <w:p>
@@ -1311,7 +1311,7 @@
           <w:sz w:val="24"/>
           <w:szCs w:val="24"/>
         </w:rPr>
-        <w:t xml:space="preserve">«____» ____________ 2026 г.</w:t>
+        <w:t xml:space="preserve">«01» октября 2026 г.</w:t>
       </w:r>
     </w:p>
     <w:p>
@@ -2251,7 +2251,7 @@
                 <w:sz w:val="24"/>
                 <w:szCs w:val="24"/>
               </w:rPr>
-              <w:t xml:space="preserve">_______________ / ______________ /</w:t>
+              <w:t xml:space="preserve">_______________ / Д.С. Ферхман /</w:t>
             </w:r>
           </w:p>
         </w:tc>
@@ -2289,7 +2289,7 @@
           <w:sz w:val="24"/>
           <w:szCs w:val="24"/>
         </w:rPr>
-        <w:t xml:space="preserve">к Договору возмездного оказания услуг № ____ от «____» ____________ 2026 г.</w:t>
+        <w:t xml:space="preserve">к Договору возмездного оказания услуг № ____ от «01» октября 2026 г.</w:t>
       </w:r>
     </w:p>
     <w:p>
@@ -2337,7 +2337,7 @@
           <w:sz w:val="24"/>
           <w:szCs w:val="24"/>
         </w:rPr>
-        <w:t xml:space="preserve">«____» ____________ 2026 г.</w:t>
+        <w:t xml:space="preserve">«01» октября 2026 г.</w:t>
       </w:r>
     </w:p>
     <w:p>
@@ -2549,7 +2549,7 @@
                 <w:sz w:val="24"/>
                 <w:szCs w:val="24"/>
               </w:rPr>
-              <w:t xml:space="preserve">13 250,00</w:t>
+              <w:t xml:space="preserve">14 045,00</w:t>
             </w:r>
           </w:p>
         </w:tc>
@@ -2632,7 +2632,7 @@
                 <w:sz w:val="24"/>
                 <w:szCs w:val="24"/>
               </w:rPr>
-              <w:t xml:space="preserve">13 250,00</w:t>
+              <w:t xml:space="preserve">14 045,00</w:t>
             </w:r>
           </w:p>
         </w:tc>
@@ -2663,7 +2663,7 @@
           <w:sz w:val="24"/>
           <w:szCs w:val="24"/>
         </w:rPr>
-        <w:t xml:space="preserve">Сумма: 13 250 (тринадцать тысяч двести пятьдесят) рублей 00 копеек. НДС не облагается в связи с применением Исполнителем упрощённой системы налогообложения.</w:t>
+        <w:t xml:space="preserve">Сумма: 14 045 (четырнадцать тысяч сорок пять) рублей 00 копеек. НДС не облагается в связи с применением Исполнителем упрощённой системы налогообложения.</w:t>
       </w:r>
     </w:p>
     <w:p>
@@ -2751,7 +2751,7 @@
           <w:sz w:val="24"/>
           <w:szCs w:val="24"/>
         </w:rPr>
-        <w:t xml:space="preserve">4. Порядок оплаты: Заказчик перечисляет Исполнителю 13 250,00 рублей в размере 100 % предоплаты в течение 3 (трёх) рабочих дней с даты подписания настоящего Приложения.</w:t>
+        <w:t xml:space="preserve">4. Порядок оплаты: Заказчик перечисляет Исполнителю 14 045,00 рублей в размере 100 % предоплаты в течение 3 (трёх) рабочих дней с даты подписания настоящего Приложения.</w:t>
       </w:r>
     </w:p>
     <w:p>
@@ -3047,7 +3047,7 @@
                 <w:sz w:val="24"/>
                 <w:szCs w:val="24"/>
               </w:rPr>
-              <w:t xml:space="preserve">_______________ / ______________ /</w:t>
+              <w:t xml:space="preserve">_______________ / Д.С. Ферхман /</w:t>
             </w:r>
           </w:p>
         </w:tc>
@@ -3101,7 +3101,7 @@
           <w:sz w:val="24"/>
           <w:szCs w:val="24"/>
         </w:rPr>
-        <w:t xml:space="preserve">к Приложению № 2 к Договору возмездного оказания услуг № ____ от «____» ____________ 2026 г.</w:t>
+        <w:t xml:space="preserve">к Приложению № 2 к Договору возмездного оказания услуг № ____ от «01» октября 2026 г.</w:t>
       </w:r>
     </w:p>
     <w:p>
@@ -3133,7 +3133,7 @@
           <w:sz w:val="24"/>
           <w:szCs w:val="24"/>
         </w:rPr>
-        <w:t xml:space="preserve">«____» ____________ 2026 г.</w:t>
+        <w:t xml:space="preserve">«01» октября 2026 г.</w:t>
       </w:r>
     </w:p>
     <w:p>
@@ -3387,7 +3387,7 @@
                 <w:sz w:val="24"/>
                 <w:szCs w:val="24"/>
               </w:rPr>
-              <w:t xml:space="preserve">13 250,00</w:t>
+              <w:t xml:space="preserve">14 045,00</w:t>
             </w:r>
           </w:p>
         </w:tc>
@@ -3497,7 +3497,7 @@
                 <w:sz w:val="24"/>
                 <w:szCs w:val="24"/>
               </w:rPr>
-              <w:t xml:space="preserve">13 250,00</w:t>
+              <w:t xml:space="preserve">14 045,00</w:t>
             </w:r>
           </w:p>
         </w:tc>
@@ -3528,7 +3528,7 @@
           <w:sz w:val="24"/>
           <w:szCs w:val="24"/>
         </w:rPr>
-        <w:t xml:space="preserve">Всего оказано услуг на сумму 13 250 (тринадцать тысяч двести пятьдесят) рублей 00 копеек. НДС не облагается.</w:t>
+        <w:t xml:space="preserve">Всего оказано услуг на сумму 14 045 (четырнадцать тысяч сорок пять) рублей 00 копеек. НДС не облагается.</w:t>
       </w:r>
     </w:p>
     <w:p>
@@ -3810,7 +3810,7 @@
                 <w:sz w:val="24"/>
                 <w:szCs w:val="24"/>
               </w:rPr>
-              <w:t xml:space="preserve">_______________ / ______________ /</w:t>
+              <w:t xml:space="preserve">_______________ / Д.С. Ферхман /</w:t>
             </w:r>
           </w:p>
         </w:tc>

--- a/contracts/Договор-Сатурн-ИП.docx
+++ b/contracts/Договор-Сатурн-ИП.docx
@@ -15,7 +15,7 @@
           <w:sz w:val="24"/>
           <w:szCs w:val="24"/>
         </w:rPr>
-        <w:t xml:space="preserve">ДОГОВОР ВОЗМЕЗДНОГО ОКАЗАНИЯ УСЛУГ № ____</w:t>
+        <w:t xml:space="preserve">ДОГОВОР ВОЗМЕЗДНОГО ОКАЗАНИЯ УСЛУГ № 1</w:t>
       </w:r>
     </w:p>
     <w:p>
@@ -1263,7 +1263,7 @@
           <w:sz w:val="24"/>
           <w:szCs w:val="24"/>
         </w:rPr>
-        <w:t xml:space="preserve">к Договору возмездного оказания услуг № ____ от «01» октября 2026 г.</w:t>
+        <w:t xml:space="preserve">к Договору возмездного оказания услуг № 1 от «01» октября 2026 г.</w:t>
       </w:r>
     </w:p>
     <w:p>
@@ -2289,7 +2289,7 @@
           <w:sz w:val="24"/>
           <w:szCs w:val="24"/>
         </w:rPr>
-        <w:t xml:space="preserve">к Договору возмездного оказания услуг № ____ от «01» октября 2026 г.</w:t>
+        <w:t xml:space="preserve">к Договору возмездного оказания услуг № 1 от «01» октября 2026 г.</w:t>
       </w:r>
     </w:p>
     <w:p>
@@ -3101,7 +3101,7 @@
           <w:sz w:val="24"/>
           <w:szCs w:val="24"/>
         </w:rPr>
-        <w:t xml:space="preserve">к Приложению № 2 к Договору возмездного оказания услуг № ____ от «01» октября 2026 г.</w:t>
+        <w:t xml:space="preserve">к Приложению № 2 к Договору возмездного оказания услуг № 1 от «01» октября 2026 г.</w:t>
       </w:r>
     </w:p>
     <w:p>
